--- a/word/08-One-Pager.docx
+++ b/word/08-One-Pager.docx
@@ -741,7 +741,7 @@
         <w:pStyle w:val="BodyText"/>
       </w:pPr>
       <w:r>
-        <w:t xml:space="preserve">📧 nhadafilipe@gmail.com</w:t>
+        <w:t xml:space="preserve">📧 flifnhada@hotmail.com</w:t>
       </w:r>
       <w:r>
         <w:t xml:space="preserve"> </w:t>
@@ -1521,13 +1521,13 @@
         <w:pStyle w:val="BodyText"/>
       </w:pPr>
       <w:r>
-        <w:t xml:space="preserve">📞 +55 [DDD número]</w:t>
-      </w:r>
-      <w:r>
-        <w:t xml:space="preserve"> </w:t>
-      </w:r>
-      <w:r>
-        <w:t xml:space="preserve">📧 nhadafilipe@gmail.com</w:t>
+        <w:t xml:space="preserve">📞 +55 11 98483-7997</w:t>
+      </w:r>
+      <w:r>
+        <w:t xml:space="preserve"> </w:t>
+      </w:r>
+      <w:r>
+        <w:t xml:space="preserve">📧 flifnhada@hotmail.com</w:t>
       </w:r>
       <w:r>
         <w:t xml:space="preserve"> </w:t>
